--- a/上机/kaggle用法 - 教师.docx
+++ b/上机/kaggle用法 - 教师.docx
@@ -2,6 +2,143 @@
 <file path=word/document.xml><?xml version="1.0" encoding="utf-8"?>
 <w:document xmlns:wpc="http://schemas.microsoft.com/office/word/2010/wordprocessingCanvas" xmlns:cx="http://schemas.microsoft.com/office/drawing/2014/chartex" xmlns:cx1="http://schemas.microsoft.com/office/drawing/2015/9/8/chartex" xmlns:cx2="http://schemas.microsoft.com/office/drawing/2015/10/21/chartex" xmlns:cx3="http://schemas.microsoft.com/office/drawing/2016/5/9/chartex" xmlns:cx4="http://schemas.microsoft.com/office/drawing/2016/5/10/chartex" xmlns:cx5="http://schemas.microsoft.com/office/drawing/2016/5/11/chartex" xmlns:cx6="http://schemas.microsoft.com/office/drawing/2016/5/12/chartex" xmlns:cx7="http://schemas.microsoft.com/office/drawing/2016/5/13/chartex" xmlns:cx8="http://schemas.microsoft.com/office/drawing/2016/5/14/chartex" xmlns:mc="http://schemas.openxmlformats.org/markup-compatibility/2006" xmlns:aink="http://schemas.microsoft.com/office/drawing/2016/ink" xmlns:am3d="http://schemas.microsoft.com/office/drawing/2017/model3d" xmlns:o="urn:schemas-microsoft-com:office:office" xmlns:oel="http://schemas.microsoft.com/office/2019/extlst" xmlns:r="http://schemas.openxmlformats.org/officeDocument/2006/relationships" xmlns:m="http://schemas.openxmlformats.org/officeDocument/2006/math" xmlns:v="urn:schemas-microsoft-com:vml" xmlns:wp14="http://schemas.microsoft.com/office/word/2010/wordprocessingDrawing" xmlns:wp="http://schemas.openxmlformats.org/drawingml/2006/wordprocessingDrawing" xmlns:w10="urn:schemas-microsoft-com:office:word" xmlns:w="http://schemas.openxmlformats.org/wordprocessingml/2006/main" xmlns:w14="http://schemas.microsoft.com/office/word/2010/wordml" xmlns:w15="http://schemas.microsoft.com/office/word/2012/wordml" xmlns:w16cex="http://schemas.microsoft.com/office/word/2018/wordml/cex" xmlns:w16cid="http://schemas.microsoft.com/office/word/2016/wordml/cid" xmlns:w16="http://schemas.microsoft.com/office/word/2018/wordml" xmlns:w16du="http://schemas.microsoft.com/office/word/2023/wordml/word16du" xmlns:w16sdtdh="http://schemas.microsoft.com/office/word/2020/wordml/sdtdatahash" xmlns:w16sdtfl="http://schemas.microsoft.com/office/word/2024/wordml/sdtformatlock" xmlns:w16se="http://schemas.microsoft.com/office/word/2015/wordml/symex" xmlns:wpg="http://schemas.microsoft.com/office/word/2010/wordprocessingGroup" xmlns:wpi="http://schemas.microsoft.com/office/word/2010/wordprocessingInk" xmlns:wne="http://schemas.microsoft.com/office/word/2006/wordml" xmlns:wps="http://schemas.microsoft.com/office/word/2010/wordprocessingShape" mc:Ignorable="w14 w15 w16se w16cid w16 w16cex w16sdtdh w16sdtfl w16du wp14">
   <w:body>
+    <w:p>
+      <w:pPr>
+        <w:pStyle w:val="1"/>
+      </w:pPr>
+      <w:r>
+        <w:rPr>
+          <w:rFonts w:hint="eastAsia"/>
+        </w:rPr>
+        <w:t>教师手册</w:t>
+      </w:r>
+    </w:p>
+    <w:p>
+      <w:pPr>
+        <w:pStyle w:val="a9"/>
+        <w:numPr>
+          <w:ilvl w:val="0"/>
+          <w:numId w:val="5"/>
+        </w:numPr>
+      </w:pPr>
+      <w:r>
+        <w:rPr>
+          <w:rFonts w:hint="eastAsia"/>
+        </w:rPr>
+        <w:t>提醒学生在上机课之前提前发布</w:t>
+      </w:r>
+      <w:proofErr w:type="gramStart"/>
+      <w:r>
+        <w:rPr>
+          <w:rFonts w:hint="eastAsia"/>
+        </w:rPr>
+        <w:t>玻</w:t>
+      </w:r>
+      <w:proofErr w:type="gramEnd"/>
+      <w:r>
+        <w:rPr>
+          <w:rFonts w:hint="eastAsia"/>
+        </w:rPr>
+        <w:t xml:space="preserve">尔和 </w:t>
+      </w:r>
+      <w:r>
+        <w:t>Kaggle</w:t>
+      </w:r>
+      <w:r>
+        <w:rPr>
+          <w:rFonts w:hint="eastAsia"/>
+        </w:rPr>
+        <w:t xml:space="preserve"> 学生版手册，注册</w:t>
+      </w:r>
+      <w:proofErr w:type="gramStart"/>
+      <w:r>
+        <w:rPr>
+          <w:rFonts w:hint="eastAsia"/>
+        </w:rPr>
+        <w:t>玻</w:t>
+      </w:r>
+      <w:proofErr w:type="gramEnd"/>
+      <w:r>
+        <w:rPr>
+          <w:rFonts w:hint="eastAsia"/>
+        </w:rPr>
+        <w:t xml:space="preserve">尔和 </w:t>
+      </w:r>
+      <w:r>
+        <w:t>Kaggle</w:t>
+      </w:r>
+    </w:p>
+    <w:p>
+      <w:pPr>
+        <w:pStyle w:val="a9"/>
+        <w:numPr>
+          <w:ilvl w:val="0"/>
+          <w:numId w:val="5"/>
+        </w:numPr>
+      </w:pPr>
+      <w:r>
+        <w:rPr>
+          <w:rFonts w:hint="eastAsia"/>
+        </w:rPr>
+        <w:t>上机课提醒学生修改代码中的超参数设置，</w:t>
+      </w:r>
+      <w:proofErr w:type="spellStart"/>
+      <w:r>
+        <w:rPr>
+          <w:rFonts w:hint="eastAsia"/>
+        </w:rPr>
+        <w:t>kaggle</w:t>
+      </w:r>
+      <w:proofErr w:type="spellEnd"/>
+      <w:r>
+        <w:rPr>
+          <w:rFonts w:hint="eastAsia"/>
+        </w:rPr>
+        <w:t xml:space="preserve"> 的最终提交准确率和成绩相关</w:t>
+      </w:r>
+    </w:p>
+    <w:p>
+      <w:pPr>
+        <w:pStyle w:val="a9"/>
+        <w:numPr>
+          <w:ilvl w:val="0"/>
+          <w:numId w:val="5"/>
+        </w:numPr>
+      </w:pPr>
+      <w:r>
+        <w:rPr>
+          <w:rFonts w:hint="eastAsia"/>
+        </w:rPr>
+        <w:t xml:space="preserve">提醒 </w:t>
+      </w:r>
+      <w:r>
+        <w:t>Kaggle</w:t>
+      </w:r>
+      <w:r>
+        <w:rPr>
+          <w:rFonts w:hint="eastAsia"/>
+        </w:rPr>
+        <w:t xml:space="preserve"> 迟交的同学成绩会受影响</w:t>
+      </w:r>
+    </w:p>
+    <w:p>
+      <w:pPr>
+        <w:pStyle w:val="a9"/>
+        <w:numPr>
+          <w:ilvl w:val="0"/>
+          <w:numId w:val="5"/>
+        </w:numPr>
+        <w:rPr>
+          <w:rFonts w:hint="eastAsia"/>
+        </w:rPr>
+      </w:pPr>
+      <w:r>
+        <w:rPr>
+          <w:rFonts w:hint="eastAsia"/>
+        </w:rPr>
+        <w:t>Canvas 上的作业填空题需要助教手动判断</w:t>
+      </w:r>
+    </w:p>
     <w:p>
       <w:pPr>
         <w:pStyle w:val="1"/>
@@ -308,6 +445,7 @@
         <w:rPr>
           <w:rFonts w:hint="eastAsia"/>
         </w:rPr>
+        <w:lastRenderedPageBreak/>
         <w:t>访问本课程提供的竞赛</w:t>
       </w:r>
     </w:p>
@@ -382,7 +520,6 @@
         <w:rPr>
           <w:rFonts w:hint="eastAsia"/>
         </w:rPr>
-        <w:lastRenderedPageBreak/>
         <w:t>LSTM 竞赛：</w:t>
       </w:r>
       <w:hyperlink r:id="rId13" w:history="1">
@@ -734,6 +871,7 @@
         <w:rPr>
           <w:rFonts w:hint="eastAsia"/>
         </w:rPr>
+        <w:lastRenderedPageBreak/>
         <w:t>转化方法：</w:t>
       </w:r>
     </w:p>
@@ -815,7 +953,6 @@
         <w:rPr>
           <w:rFonts w:hint="eastAsia"/>
         </w:rPr>
-        <w:lastRenderedPageBreak/>
         <w:t>备选方案：</w:t>
       </w:r>
       <w:r>
@@ -991,6 +1128,7 @@
         <w:rPr>
           <w:noProof/>
         </w:rPr>
+        <w:lastRenderedPageBreak/>
         <w:drawing>
           <wp:inline distT="0" distB="0" distL="0" distR="0" wp14:anchorId="5D3A09C2" wp14:editId="19298E41">
             <wp:extent cx="4178300" cy="2747637"/>
@@ -1066,7 +1204,6 @@
         <w:rPr>
           <w:noProof/>
         </w:rPr>
-        <w:lastRenderedPageBreak/>
         <w:drawing>
           <wp:inline distT="0" distB="0" distL="0" distR="0" wp14:anchorId="2E5325D3" wp14:editId="2C810DCF">
             <wp:extent cx="5274310" cy="1434465"/>
@@ -1236,7 +1373,14 @@
         <w:rPr>
           <w:rFonts w:hint="eastAsia"/>
         </w:rPr>
-        <w:t>其中IMDB任务的数据集需要从本地上传，其他竞赛的数据是通过 notebook 内的代码下载</w:t>
+        <w:t>其中IMDB任务的数据集需要从本地上传，其他竞</w:t>
+      </w:r>
+      <w:r>
+        <w:rPr>
+          <w:rFonts w:hint="eastAsia"/>
+        </w:rPr>
+        <w:lastRenderedPageBreak/>
+        <w:t>赛的数据是通过 notebook 内的代码下载</w:t>
       </w:r>
       <w:r>
         <w:rPr>
@@ -1379,7 +1523,6 @@
         <w:rPr>
           <w:noProof/>
         </w:rPr>
-        <w:lastRenderedPageBreak/>
         <w:drawing>
           <wp:inline distT="0" distB="0" distL="0" distR="0" wp14:anchorId="4D36837E" wp14:editId="05BA4E55">
             <wp:extent cx="2939831" cy="1739900"/>
@@ -1551,6 +1694,7 @@
         <w:rPr>
           <w:noProof/>
         </w:rPr>
+        <w:lastRenderedPageBreak/>
         <w:drawing>
           <wp:anchor distT="0" distB="0" distL="114300" distR="114300" simplePos="0" relativeHeight="251658240" behindDoc="0" locked="0" layoutInCell="1" allowOverlap="1" wp14:anchorId="0293C220" wp14:editId="603C747D">
             <wp:simplePos x="0" y="0"/>
@@ -1637,7 +1781,6 @@
           <w:sz w:val="24"/>
           <w14:ligatures w14:val="none"/>
         </w:rPr>
-        <w:lastRenderedPageBreak/>
         <w:t>上传准备好的 notebook,</w:t>
       </w:r>
       <w:r>
@@ -1770,7 +1913,15 @@
           <w:rFonts w:hint="eastAsia"/>
           <w:noProof/>
         </w:rPr>
-        <w:t xml:space="preserve"> notebook 中，注意需要修改代码中的路径并修改 notebook 的名字</w:t>
+        <w:t xml:space="preserve"> notebook 中，注意需要修改</w:t>
+      </w:r>
+      <w:r>
+        <w:rPr>
+          <w:rFonts w:hint="eastAsia"/>
+          <w:noProof/>
+        </w:rPr>
+        <w:lastRenderedPageBreak/>
+        <w:t>代码中的路径并修改 notebook 的名字</w:t>
       </w:r>
       <w:r>
         <w:rPr>
@@ -1920,7 +2071,6 @@
           <w:sz w:val="24"/>
           <w14:ligatures w14:val="none"/>
         </w:rPr>
-        <w:lastRenderedPageBreak/>
         <w:t>代码的最后会</w:t>
       </w:r>
       <w:r>
@@ -2041,6 +2191,7 @@
           <w:sz w:val="24"/>
           <w14:ligatures w14:val="none"/>
         </w:rPr>
+        <w:lastRenderedPageBreak/>
         <w:t>在运行的时候，选择 GPU 运行下面的代码</w:t>
       </w:r>
       <w:r>
@@ -2408,12 +2559,6 @@
       </w:r>
     </w:p>
     <w:sectPr>
-      <w:headerReference w:type="even" r:id="rId29"/>
-      <w:headerReference w:type="default" r:id="rId30"/>
-      <w:footerReference w:type="even" r:id="rId31"/>
-      <w:footerReference w:type="default" r:id="rId32"/>
-      <w:headerReference w:type="first" r:id="rId33"/>
-      <w:footerReference w:type="first" r:id="rId34"/>
       <w:pgSz w:w="11906" w:h="16838"/>
       <w:pgMar w:top="1440" w:right="1800" w:bottom="1440" w:left="1800" w:header="851" w:footer="992" w:gutter="0"/>
       <w:cols w:space="425"/>
@@ -2454,45 +2599,6 @@
 </w:endnotes>
 </file>
 
-<file path=word/footer1.xml><?xml version="1.0" encoding="utf-8"?>
-<w:ftr xmlns:wpc="http://schemas.microsoft.com/office/word/2010/wordprocessingCanvas" xmlns:cx="http://schemas.microsoft.com/office/drawing/2014/chartex" xmlns:cx1="http://schemas.microsoft.com/office/drawing/2015/9/8/chartex" xmlns:cx2="http://schemas.microsoft.com/office/drawing/2015/10/21/chartex" xmlns:cx3="http://schemas.microsoft.com/office/drawing/2016/5/9/chartex" xmlns:cx4="http://schemas.microsoft.com/office/drawing/2016/5/10/chartex" xmlns:cx5="http://schemas.microsoft.com/office/drawing/2016/5/11/chartex" xmlns:cx6="http://schemas.microsoft.com/office/drawing/2016/5/12/chartex" xmlns:cx7="http://schemas.microsoft.com/office/drawing/2016/5/13/chartex" xmlns:cx8="http://schemas.microsoft.com/office/drawing/2016/5/14/chartex" xmlns:mc="http://schemas.openxmlformats.org/markup-compatibility/2006" xmlns:aink="http://schemas.microsoft.com/office/drawing/2016/ink" xmlns:am3d="http://schemas.microsoft.com/office/drawing/2017/model3d" xmlns:o="urn:schemas-microsoft-com:office:office" xmlns:oel="http://schemas.microsoft.com/office/2019/extlst" xmlns:r="http://schemas.openxmlformats.org/officeDocument/2006/relationships" xmlns:m="http://schemas.openxmlformats.org/officeDocument/2006/math" xmlns:v="urn:schemas-microsoft-com:vml" xmlns:wp14="http://schemas.microsoft.com/office/word/2010/wordprocessingDrawing" xmlns:wp="http://schemas.openxmlformats.org/drawingml/2006/wordprocessingDrawing" xmlns:w10="urn:schemas-microsoft-com:office:word" xmlns:w="http://schemas.openxmlformats.org/wordprocessingml/2006/main" xmlns:w14="http://schemas.microsoft.com/office/word/2010/wordml" xmlns:w15="http://schemas.microsoft.com/office/word/2012/wordml" xmlns:w16cex="http://schemas.microsoft.com/office/word/2018/wordml/cex" xmlns:w16cid="http://schemas.microsoft.com/office/word/2016/wordml/cid" xmlns:w16="http://schemas.microsoft.com/office/word/2018/wordml" xmlns:w16du="http://schemas.microsoft.com/office/word/2023/wordml/word16du" xmlns:w16sdtdh="http://schemas.microsoft.com/office/word/2020/wordml/sdtdatahash" xmlns:w16sdtfl="http://schemas.microsoft.com/office/word/2024/wordml/sdtformatlock" xmlns:w16se="http://schemas.microsoft.com/office/word/2015/wordml/symex" xmlns:wpg="http://schemas.microsoft.com/office/word/2010/wordprocessingGroup" xmlns:wpi="http://schemas.microsoft.com/office/word/2010/wordprocessingInk" xmlns:wne="http://schemas.microsoft.com/office/word/2006/wordml" xmlns:wps="http://schemas.microsoft.com/office/word/2010/wordprocessingShape" mc:Ignorable="w14 w15 w16se w16cid w16 w16cex w16sdtdh w16sdtfl w16du wp14">
-  <w:p>
-    <w:pPr>
-      <w:pStyle w:val="af3"/>
-      <w:rPr>
-        <w:rFonts w:hint="eastAsia"/>
-      </w:rPr>
-    </w:pPr>
-  </w:p>
-</w:ftr>
-</file>
-
-<file path=word/footer2.xml><?xml version="1.0" encoding="utf-8"?>
-<w:ftr xmlns:wpc="http://schemas.microsoft.com/office/word/2010/wordprocessingCanvas" xmlns:cx="http://schemas.microsoft.com/office/drawing/2014/chartex" xmlns:cx1="http://schemas.microsoft.com/office/drawing/2015/9/8/chartex" xmlns:cx2="http://schemas.microsoft.com/office/drawing/2015/10/21/chartex" xmlns:cx3="http://schemas.microsoft.com/office/drawing/2016/5/9/chartex" xmlns:cx4="http://schemas.microsoft.com/office/drawing/2016/5/10/chartex" xmlns:cx5="http://schemas.microsoft.com/office/drawing/2016/5/11/chartex" xmlns:cx6="http://schemas.microsoft.com/office/drawing/2016/5/12/chartex" xmlns:cx7="http://schemas.microsoft.com/office/drawing/2016/5/13/chartex" xmlns:cx8="http://schemas.microsoft.com/office/drawing/2016/5/14/chartex" xmlns:mc="http://schemas.openxmlformats.org/markup-compatibility/2006" xmlns:aink="http://schemas.microsoft.com/office/drawing/2016/ink" xmlns:am3d="http://schemas.microsoft.com/office/drawing/2017/model3d" xmlns:o="urn:schemas-microsoft-com:office:office" xmlns:oel="http://schemas.microsoft.com/office/2019/extlst" xmlns:r="http://schemas.openxmlformats.org/officeDocument/2006/relationships" xmlns:m="http://schemas.openxmlformats.org/officeDocument/2006/math" xmlns:v="urn:schemas-microsoft-com:vml" xmlns:wp14="http://schemas.microsoft.com/office/word/2010/wordprocessingDrawing" xmlns:wp="http://schemas.openxmlformats.org/drawingml/2006/wordprocessingDrawing" xmlns:w10="urn:schemas-microsoft-com:office:word" xmlns:w="http://schemas.openxmlformats.org/wordprocessingml/2006/main" xmlns:w14="http://schemas.microsoft.com/office/word/2010/wordml" xmlns:w15="http://schemas.microsoft.com/office/word/2012/wordml" xmlns:w16cex="http://schemas.microsoft.com/office/word/2018/wordml/cex" xmlns:w16cid="http://schemas.microsoft.com/office/word/2016/wordml/cid" xmlns:w16="http://schemas.microsoft.com/office/word/2018/wordml" xmlns:w16du="http://schemas.microsoft.com/office/word/2023/wordml/word16du" xmlns:w16sdtdh="http://schemas.microsoft.com/office/word/2020/wordml/sdtdatahash" xmlns:w16sdtfl="http://schemas.microsoft.com/office/word/2024/wordml/sdtformatlock" xmlns:w16se="http://schemas.microsoft.com/office/word/2015/wordml/symex" xmlns:wpg="http://schemas.microsoft.com/office/word/2010/wordprocessingGroup" xmlns:wpi="http://schemas.microsoft.com/office/word/2010/wordprocessingInk" xmlns:wne="http://schemas.microsoft.com/office/word/2006/wordml" xmlns:wps="http://schemas.microsoft.com/office/word/2010/wordprocessingShape" mc:Ignorable="w14 w15 w16se w16cid w16 w16cex w16sdtdh w16sdtfl w16du wp14">
-  <w:p>
-    <w:pPr>
-      <w:pStyle w:val="af3"/>
-      <w:rPr>
-        <w:rFonts w:hint="eastAsia"/>
-      </w:rPr>
-    </w:pPr>
-  </w:p>
-</w:ftr>
-</file>
-
-<file path=word/footer3.xml><?xml version="1.0" encoding="utf-8"?>
-<w:ftr xmlns:wpc="http://schemas.microsoft.com/office/word/2010/wordprocessingCanvas" xmlns:cx="http://schemas.microsoft.com/office/drawing/2014/chartex" xmlns:cx1="http://schemas.microsoft.com/office/drawing/2015/9/8/chartex" xmlns:cx2="http://schemas.microsoft.com/office/drawing/2015/10/21/chartex" xmlns:cx3="http://schemas.microsoft.com/office/drawing/2016/5/9/chartex" xmlns:cx4="http://schemas.microsoft.com/office/drawing/2016/5/10/chartex" xmlns:cx5="http://schemas.microsoft.com/office/drawing/2016/5/11/chartex" xmlns:cx6="http://schemas.microsoft.com/office/drawing/2016/5/12/chartex" xmlns:cx7="http://schemas.microsoft.com/office/drawing/2016/5/13/chartex" xmlns:cx8="http://schemas.microsoft.com/office/drawing/2016/5/14/chartex" xmlns:mc="http://schemas.openxmlformats.org/markup-compatibility/2006" xmlns:aink="http://schemas.microsoft.com/office/drawing/2016/ink" xmlns:am3d="http://schemas.microsoft.com/office/drawing/2017/model3d" xmlns:o="urn:schemas-microsoft-com:office:office" xmlns:oel="http://schemas.microsoft.com/office/2019/extlst" xmlns:r="http://schemas.openxmlformats.org/officeDocument/2006/relationships" xmlns:m="http://schemas.openxmlformats.org/officeDocument/2006/math" xmlns:v="urn:schemas-microsoft-com:vml" xmlns:wp14="http://schemas.microsoft.com/office/word/2010/wordprocessingDrawing" xmlns:wp="http://schemas.openxmlformats.org/drawingml/2006/wordprocessingDrawing" xmlns:w10="urn:schemas-microsoft-com:office:word" xmlns:w="http://schemas.openxmlformats.org/wordprocessingml/2006/main" xmlns:w14="http://schemas.microsoft.com/office/word/2010/wordml" xmlns:w15="http://schemas.microsoft.com/office/word/2012/wordml" xmlns:w16cex="http://schemas.microsoft.com/office/word/2018/wordml/cex" xmlns:w16cid="http://schemas.microsoft.com/office/word/2016/wordml/cid" xmlns:w16="http://schemas.microsoft.com/office/word/2018/wordml" xmlns:w16du="http://schemas.microsoft.com/office/word/2023/wordml/word16du" xmlns:w16sdtdh="http://schemas.microsoft.com/office/word/2020/wordml/sdtdatahash" xmlns:w16sdtfl="http://schemas.microsoft.com/office/word/2024/wordml/sdtformatlock" xmlns:w16se="http://schemas.microsoft.com/office/word/2015/wordml/symex" xmlns:wpg="http://schemas.microsoft.com/office/word/2010/wordprocessingGroup" xmlns:wpi="http://schemas.microsoft.com/office/word/2010/wordprocessingInk" xmlns:wne="http://schemas.microsoft.com/office/word/2006/wordml" xmlns:wps="http://schemas.microsoft.com/office/word/2010/wordprocessingShape" mc:Ignorable="w14 w15 w16se w16cid w16 w16cex w16sdtdh w16sdtfl w16du wp14">
-  <w:p>
-    <w:pPr>
-      <w:pStyle w:val="af3"/>
-      <w:rPr>
-        <w:rFonts w:hint="eastAsia"/>
-      </w:rPr>
-    </w:pPr>
-  </w:p>
-</w:ftr>
-</file>
-
 <file path=word/footnotes.xml><?xml version="1.0" encoding="utf-8"?>
 <w:footnotes xmlns:wpc="http://schemas.microsoft.com/office/word/2010/wordprocessingCanvas" xmlns:cx="http://schemas.microsoft.com/office/drawing/2014/chartex" xmlns:cx1="http://schemas.microsoft.com/office/drawing/2015/9/8/chartex" xmlns:cx2="http://schemas.microsoft.com/office/drawing/2015/10/21/chartex" xmlns:cx3="http://schemas.microsoft.com/office/drawing/2016/5/9/chartex" xmlns:cx4="http://schemas.microsoft.com/office/drawing/2016/5/10/chartex" xmlns:cx5="http://schemas.microsoft.com/office/drawing/2016/5/11/chartex" xmlns:cx6="http://schemas.microsoft.com/office/drawing/2016/5/12/chartex" xmlns:cx7="http://schemas.microsoft.com/office/drawing/2016/5/13/chartex" xmlns:cx8="http://schemas.microsoft.com/office/drawing/2016/5/14/chartex" xmlns:mc="http://schemas.openxmlformats.org/markup-compatibility/2006" xmlns:aink="http://schemas.microsoft.com/office/drawing/2016/ink" xmlns:am3d="http://schemas.microsoft.com/office/drawing/2017/model3d" xmlns:o="urn:schemas-microsoft-com:office:office" xmlns:oel="http://schemas.microsoft.com/office/2019/extlst" xmlns:r="http://schemas.openxmlformats.org/officeDocument/2006/relationships" xmlns:m="http://schemas.openxmlformats.org/officeDocument/2006/math" xmlns:v="urn:schemas-microsoft-com:vml" xmlns:wp14="http://schemas.microsoft.com/office/word/2010/wordprocessingDrawing" xmlns:wp="http://schemas.openxmlformats.org/drawingml/2006/wordprocessingDrawing" xmlns:w10="urn:schemas-microsoft-com:office:word" xmlns:w="http://schemas.openxmlformats.org/wordprocessingml/2006/main" xmlns:w14="http://schemas.microsoft.com/office/word/2010/wordml" xmlns:w15="http://schemas.microsoft.com/office/word/2012/wordml" xmlns:w16cex="http://schemas.microsoft.com/office/word/2018/wordml/cex" xmlns:w16cid="http://schemas.microsoft.com/office/word/2016/wordml/cid" xmlns:w16="http://schemas.microsoft.com/office/word/2018/wordml" xmlns:w16du="http://schemas.microsoft.com/office/word/2023/wordml/word16du" xmlns:w16sdtdh="http://schemas.microsoft.com/office/word/2020/wordml/sdtdatahash" xmlns:w16sdtfl="http://schemas.microsoft.com/office/word/2024/wordml/sdtformatlock" xmlns:w16se="http://schemas.microsoft.com/office/word/2015/wordml/symex" xmlns:wpg="http://schemas.microsoft.com/office/word/2010/wordprocessingGroup" xmlns:wpi="http://schemas.microsoft.com/office/word/2010/wordprocessingInk" xmlns:wne="http://schemas.microsoft.com/office/word/2006/wordml" xmlns:wps="http://schemas.microsoft.com/office/word/2010/wordprocessingShape" mc:Ignorable="w14 w15 w16se w16cid w16 w16cex w16sdtdh w16sdtfl w16du wp14">
   <w:footnote w:type="separator" w:id="-1">
@@ -2522,45 +2628,6 @@
     </w:p>
   </w:footnote>
 </w:footnotes>
-</file>
-
-<file path=word/header1.xml><?xml version="1.0" encoding="utf-8"?>
-<w:hdr xmlns:wpc="http://schemas.microsoft.com/office/word/2010/wordprocessingCanvas" xmlns:cx="http://schemas.microsoft.com/office/drawing/2014/chartex" xmlns:cx1="http://schemas.microsoft.com/office/drawing/2015/9/8/chartex" xmlns:cx2="http://schemas.microsoft.com/office/drawing/2015/10/21/chartex" xmlns:cx3="http://schemas.microsoft.com/office/drawing/2016/5/9/chartex" xmlns:cx4="http://schemas.microsoft.com/office/drawing/2016/5/10/chartex" xmlns:cx5="http://schemas.microsoft.com/office/drawing/2016/5/11/chartex" xmlns:cx6="http://schemas.microsoft.com/office/drawing/2016/5/12/chartex" xmlns:cx7="http://schemas.microsoft.com/office/drawing/2016/5/13/chartex" xmlns:cx8="http://schemas.microsoft.com/office/drawing/2016/5/14/chartex" xmlns:mc="http://schemas.openxmlformats.org/markup-compatibility/2006" xmlns:aink="http://schemas.microsoft.com/office/drawing/2016/ink" xmlns:am3d="http://schemas.microsoft.com/office/drawing/2017/model3d" xmlns:o="urn:schemas-microsoft-com:office:office" xmlns:oel="http://schemas.microsoft.com/office/2019/extlst" xmlns:r="http://schemas.openxmlformats.org/officeDocument/2006/relationships" xmlns:m="http://schemas.openxmlformats.org/officeDocument/2006/math" xmlns:v="urn:schemas-microsoft-com:vml" xmlns:wp14="http://schemas.microsoft.com/office/word/2010/wordprocessingDrawing" xmlns:wp="http://schemas.openxmlformats.org/drawingml/2006/wordprocessingDrawing" xmlns:w10="urn:schemas-microsoft-com:office:word" xmlns:w="http://schemas.openxmlformats.org/wordprocessingml/2006/main" xmlns:w14="http://schemas.microsoft.com/office/word/2010/wordml" xmlns:w15="http://schemas.microsoft.com/office/word/2012/wordml" xmlns:w16cex="http://schemas.microsoft.com/office/word/2018/wordml/cex" xmlns:w16cid="http://schemas.microsoft.com/office/word/2016/wordml/cid" xmlns:w16="http://schemas.microsoft.com/office/word/2018/wordml" xmlns:w16du="http://schemas.microsoft.com/office/word/2023/wordml/word16du" xmlns:w16sdtdh="http://schemas.microsoft.com/office/word/2020/wordml/sdtdatahash" xmlns:w16sdtfl="http://schemas.microsoft.com/office/word/2024/wordml/sdtformatlock" xmlns:w16se="http://schemas.microsoft.com/office/word/2015/wordml/symex" xmlns:wpg="http://schemas.microsoft.com/office/word/2010/wordprocessingGroup" xmlns:wpi="http://schemas.microsoft.com/office/word/2010/wordprocessingInk" xmlns:wne="http://schemas.microsoft.com/office/word/2006/wordml" xmlns:wps="http://schemas.microsoft.com/office/word/2010/wordprocessingShape" mc:Ignorable="w14 w15 w16se w16cid w16 w16cex w16sdtdh w16sdtfl w16du wp14">
-  <w:p>
-    <w:pPr>
-      <w:pStyle w:val="af1"/>
-      <w:rPr>
-        <w:rFonts w:hint="eastAsia"/>
-      </w:rPr>
-    </w:pPr>
-  </w:p>
-</w:hdr>
-</file>
-
-<file path=word/header2.xml><?xml version="1.0" encoding="utf-8"?>
-<w:hdr xmlns:wpc="http://schemas.microsoft.com/office/word/2010/wordprocessingCanvas" xmlns:cx="http://schemas.microsoft.com/office/drawing/2014/chartex" xmlns:cx1="http://schemas.microsoft.com/office/drawing/2015/9/8/chartex" xmlns:cx2="http://schemas.microsoft.com/office/drawing/2015/10/21/chartex" xmlns:cx3="http://schemas.microsoft.com/office/drawing/2016/5/9/chartex" xmlns:cx4="http://schemas.microsoft.com/office/drawing/2016/5/10/chartex" xmlns:cx5="http://schemas.microsoft.com/office/drawing/2016/5/11/chartex" xmlns:cx6="http://schemas.microsoft.com/office/drawing/2016/5/12/chartex" xmlns:cx7="http://schemas.microsoft.com/office/drawing/2016/5/13/chartex" xmlns:cx8="http://schemas.microsoft.com/office/drawing/2016/5/14/chartex" xmlns:mc="http://schemas.openxmlformats.org/markup-compatibility/2006" xmlns:aink="http://schemas.microsoft.com/office/drawing/2016/ink" xmlns:am3d="http://schemas.microsoft.com/office/drawing/2017/model3d" xmlns:o="urn:schemas-microsoft-com:office:office" xmlns:oel="http://schemas.microsoft.com/office/2019/extlst" xmlns:r="http://schemas.openxmlformats.org/officeDocument/2006/relationships" xmlns:m="http://schemas.openxmlformats.org/officeDocument/2006/math" xmlns:v="urn:schemas-microsoft-com:vml" xmlns:wp14="http://schemas.microsoft.com/office/word/2010/wordprocessingDrawing" xmlns:wp="http://schemas.openxmlformats.org/drawingml/2006/wordprocessingDrawing" xmlns:w10="urn:schemas-microsoft-com:office:word" xmlns:w="http://schemas.openxmlformats.org/wordprocessingml/2006/main" xmlns:w14="http://schemas.microsoft.com/office/word/2010/wordml" xmlns:w15="http://schemas.microsoft.com/office/word/2012/wordml" xmlns:w16cex="http://schemas.microsoft.com/office/word/2018/wordml/cex" xmlns:w16cid="http://schemas.microsoft.com/office/word/2016/wordml/cid" xmlns:w16="http://schemas.microsoft.com/office/word/2018/wordml" xmlns:w16du="http://schemas.microsoft.com/office/word/2023/wordml/word16du" xmlns:w16sdtdh="http://schemas.microsoft.com/office/word/2020/wordml/sdtdatahash" xmlns:w16sdtfl="http://schemas.microsoft.com/office/word/2024/wordml/sdtformatlock" xmlns:w16se="http://schemas.microsoft.com/office/word/2015/wordml/symex" xmlns:wpg="http://schemas.microsoft.com/office/word/2010/wordprocessingGroup" xmlns:wpi="http://schemas.microsoft.com/office/word/2010/wordprocessingInk" xmlns:wne="http://schemas.microsoft.com/office/word/2006/wordml" xmlns:wps="http://schemas.microsoft.com/office/word/2010/wordprocessingShape" mc:Ignorable="w14 w15 w16se w16cid w16 w16cex w16sdtdh w16sdtfl w16du wp14">
-  <w:p>
-    <w:pPr>
-      <w:pStyle w:val="af1"/>
-      <w:rPr>
-        <w:rFonts w:hint="eastAsia"/>
-      </w:rPr>
-    </w:pPr>
-  </w:p>
-</w:hdr>
-</file>
-
-<file path=word/header3.xml><?xml version="1.0" encoding="utf-8"?>
-<w:hdr xmlns:wpc="http://schemas.microsoft.com/office/word/2010/wordprocessingCanvas" xmlns:cx="http://schemas.microsoft.com/office/drawing/2014/chartex" xmlns:cx1="http://schemas.microsoft.com/office/drawing/2015/9/8/chartex" xmlns:cx2="http://schemas.microsoft.com/office/drawing/2015/10/21/chartex" xmlns:cx3="http://schemas.microsoft.com/office/drawing/2016/5/9/chartex" xmlns:cx4="http://schemas.microsoft.com/office/drawing/2016/5/10/chartex" xmlns:cx5="http://schemas.microsoft.com/office/drawing/2016/5/11/chartex" xmlns:cx6="http://schemas.microsoft.com/office/drawing/2016/5/12/chartex" xmlns:cx7="http://schemas.microsoft.com/office/drawing/2016/5/13/chartex" xmlns:cx8="http://schemas.microsoft.com/office/drawing/2016/5/14/chartex" xmlns:mc="http://schemas.openxmlformats.org/markup-compatibility/2006" xmlns:aink="http://schemas.microsoft.com/office/drawing/2016/ink" xmlns:am3d="http://schemas.microsoft.com/office/drawing/2017/model3d" xmlns:o="urn:schemas-microsoft-com:office:office" xmlns:oel="http://schemas.microsoft.com/office/2019/extlst" xmlns:r="http://schemas.openxmlformats.org/officeDocument/2006/relationships" xmlns:m="http://schemas.openxmlformats.org/officeDocument/2006/math" xmlns:v="urn:schemas-microsoft-com:vml" xmlns:wp14="http://schemas.microsoft.com/office/word/2010/wordprocessingDrawing" xmlns:wp="http://schemas.openxmlformats.org/drawingml/2006/wordprocessingDrawing" xmlns:w10="urn:schemas-microsoft-com:office:word" xmlns:w="http://schemas.openxmlformats.org/wordprocessingml/2006/main" xmlns:w14="http://schemas.microsoft.com/office/word/2010/wordml" xmlns:w15="http://schemas.microsoft.com/office/word/2012/wordml" xmlns:w16cex="http://schemas.microsoft.com/office/word/2018/wordml/cex" xmlns:w16cid="http://schemas.microsoft.com/office/word/2016/wordml/cid" xmlns:w16="http://schemas.microsoft.com/office/word/2018/wordml" xmlns:w16du="http://schemas.microsoft.com/office/word/2023/wordml/word16du" xmlns:w16sdtdh="http://schemas.microsoft.com/office/word/2020/wordml/sdtdatahash" xmlns:w16sdtfl="http://schemas.microsoft.com/office/word/2024/wordml/sdtformatlock" xmlns:w16se="http://schemas.microsoft.com/office/word/2015/wordml/symex" xmlns:wpg="http://schemas.microsoft.com/office/word/2010/wordprocessingGroup" xmlns:wpi="http://schemas.microsoft.com/office/word/2010/wordprocessingInk" xmlns:wne="http://schemas.microsoft.com/office/word/2006/wordml" xmlns:wps="http://schemas.microsoft.com/office/word/2010/wordprocessingShape" mc:Ignorable="w14 w15 w16se w16cid w16 w16cex w16sdtdh w16sdtfl w16du wp14">
-  <w:p>
-    <w:pPr>
-      <w:pStyle w:val="af1"/>
-      <w:rPr>
-        <w:rFonts w:hint="eastAsia"/>
-      </w:rPr>
-    </w:pPr>
-  </w:p>
-</w:hdr>
 </file>
 
 <file path=word/numbering.xml><?xml version="1.0" encoding="utf-8"?>
@@ -2679,6 +2746,95 @@
     </w:lvl>
   </w:abstractNum>
   <w:abstractNum w:abstractNumId="1" w15:restartNumberingAfterBreak="0">
+    <w:nsid w:val="320E7CB5"/>
+    <w:multiLevelType w:val="hybridMultilevel"/>
+    <w:tmpl w:val="EB5605EE"/>
+    <w:lvl w:ilvl="0" w:tplc="9BA6C1D0">
+      <w:start w:val="1"/>
+      <w:numFmt w:val="decimal"/>
+      <w:lvlText w:val="%1."/>
+      <w:lvlJc w:val="left"/>
+      <w:pPr>
+        <w:ind w:left="360" w:hanging="360"/>
+      </w:pPr>
+      <w:rPr>
+        <w:rFonts w:hint="default"/>
+      </w:rPr>
+    </w:lvl>
+    <w:lvl w:ilvl="1" w:tplc="04090019" w:tentative="1">
+      <w:start w:val="1"/>
+      <w:numFmt w:val="lowerLetter"/>
+      <w:lvlText w:val="%2)"/>
+      <w:lvlJc w:val="left"/>
+      <w:pPr>
+        <w:ind w:left="880" w:hanging="440"/>
+      </w:pPr>
+    </w:lvl>
+    <w:lvl w:ilvl="2" w:tplc="0409001B" w:tentative="1">
+      <w:start w:val="1"/>
+      <w:numFmt w:val="lowerRoman"/>
+      <w:lvlText w:val="%3."/>
+      <w:lvlJc w:val="right"/>
+      <w:pPr>
+        <w:ind w:left="1320" w:hanging="440"/>
+      </w:pPr>
+    </w:lvl>
+    <w:lvl w:ilvl="3" w:tplc="0409000F" w:tentative="1">
+      <w:start w:val="1"/>
+      <w:numFmt w:val="decimal"/>
+      <w:lvlText w:val="%4."/>
+      <w:lvlJc w:val="left"/>
+      <w:pPr>
+        <w:ind w:left="1760" w:hanging="440"/>
+      </w:pPr>
+    </w:lvl>
+    <w:lvl w:ilvl="4" w:tplc="04090019" w:tentative="1">
+      <w:start w:val="1"/>
+      <w:numFmt w:val="lowerLetter"/>
+      <w:lvlText w:val="%5)"/>
+      <w:lvlJc w:val="left"/>
+      <w:pPr>
+        <w:ind w:left="2200" w:hanging="440"/>
+      </w:pPr>
+    </w:lvl>
+    <w:lvl w:ilvl="5" w:tplc="0409001B" w:tentative="1">
+      <w:start w:val="1"/>
+      <w:numFmt w:val="lowerRoman"/>
+      <w:lvlText w:val="%6."/>
+      <w:lvlJc w:val="right"/>
+      <w:pPr>
+        <w:ind w:left="2640" w:hanging="440"/>
+      </w:pPr>
+    </w:lvl>
+    <w:lvl w:ilvl="6" w:tplc="0409000F" w:tentative="1">
+      <w:start w:val="1"/>
+      <w:numFmt w:val="decimal"/>
+      <w:lvlText w:val="%7."/>
+      <w:lvlJc w:val="left"/>
+      <w:pPr>
+        <w:ind w:left="3080" w:hanging="440"/>
+      </w:pPr>
+    </w:lvl>
+    <w:lvl w:ilvl="7" w:tplc="04090019" w:tentative="1">
+      <w:start w:val="1"/>
+      <w:numFmt w:val="lowerLetter"/>
+      <w:lvlText w:val="%8)"/>
+      <w:lvlJc w:val="left"/>
+      <w:pPr>
+        <w:ind w:left="3520" w:hanging="440"/>
+      </w:pPr>
+    </w:lvl>
+    <w:lvl w:ilvl="8" w:tplc="0409001B" w:tentative="1">
+      <w:start w:val="1"/>
+      <w:numFmt w:val="lowerRoman"/>
+      <w:lvlText w:val="%9."/>
+      <w:lvlJc w:val="right"/>
+      <w:pPr>
+        <w:ind w:left="3960" w:hanging="440"/>
+      </w:pPr>
+    </w:lvl>
+  </w:abstractNum>
+  <w:abstractNum w:abstractNumId="2" w15:restartNumberingAfterBreak="0">
     <w:nsid w:val="422C5AD0"/>
     <w:multiLevelType w:val="hybridMultilevel"/>
     <w:tmpl w:val="7ABE6CFE"/>
@@ -2767,7 +2923,7 @@
       </w:pPr>
     </w:lvl>
   </w:abstractNum>
-  <w:abstractNum w:abstractNumId="2" w15:restartNumberingAfterBreak="0">
+  <w:abstractNum w:abstractNumId="3" w15:restartNumberingAfterBreak="0">
     <w:nsid w:val="62C7353D"/>
     <w:multiLevelType w:val="hybridMultilevel"/>
     <w:tmpl w:val="7C24DDF8"/>
@@ -2856,7 +3012,7 @@
       </w:pPr>
     </w:lvl>
   </w:abstractNum>
-  <w:abstractNum w:abstractNumId="3" w15:restartNumberingAfterBreak="0">
+  <w:abstractNum w:abstractNumId="4" w15:restartNumberingAfterBreak="0">
     <w:nsid w:val="6EA8772D"/>
     <w:multiLevelType w:val="hybridMultilevel"/>
     <w:tmpl w:val="F518329E"/>
@@ -2949,13 +3105,16 @@
     <w:abstractNumId w:val="0"/>
   </w:num>
   <w:num w:numId="2" w16cid:durableId="2130200107">
-    <w:abstractNumId w:val="1"/>
+    <w:abstractNumId w:val="2"/>
   </w:num>
   <w:num w:numId="3" w16cid:durableId="515919899">
-    <w:abstractNumId w:val="2"/>
+    <w:abstractNumId w:val="3"/>
   </w:num>
   <w:num w:numId="4" w16cid:durableId="302974218">
-    <w:abstractNumId w:val="3"/>
+    <w:abstractNumId w:val="4"/>
+  </w:num>
+  <w:num w:numId="5" w16cid:durableId="747462680">
+    <w:abstractNumId w:val="1"/>
   </w:num>
 </w:numbering>
 </file>
